--- a/Blogs/Blog_001_Inside Black Hole, Outside Big Bang/BÀI BLOG_Bên trong Black Hole, bên ngoài Big Bang_de.docx
+++ b/Blogs/Blog_001_Inside Black Hole, Outside Big Bang/BÀI BLOG_Bên trong Black Hole, bên ngoài Big Bang_de.docx
@@ -157,6 +157,99 @@
         <w:ind w:left="0" w:right="0" w:firstLine="0"/>
         <w:rPr>
           <w:rFonts w:hint="default" w:ascii="Palatino Linotype" w:hAnsi="Palatino Linotype" w:eastAsia="sans-serif" w:cs="Palatino Linotype"/>
+          <w:i w:val="0"/>
+          <w:iCs w:val="0"/>
+          <w:caps w:val="0"/>
+          <w:color w:val="1A1C1E"/>
+          <w:spacing w:val="0"/>
+          <w:sz w:val="24"/>
+          <w:szCs w:val="24"/>
+          <w:shd w:val="clear" w:fill="FFFFFF"/>
+        </w:rPr>
+      </w:pPr>
+      <w:r>
+        <w:rPr>
+          <w:rFonts w:hint="default" w:ascii="Palatino Linotype" w:hAnsi="Palatino Linotype" w:eastAsia="sans-serif" w:cs="Palatino Linotype"/>
+          <w:b/>
+          <w:bCs/>
+          <w:i w:val="0"/>
+          <w:iCs w:val="0"/>
+          <w:caps w:val="0"/>
+          <w:color w:val="1A1C1E"/>
+          <w:spacing w:val="0"/>
+          <w:sz w:val="24"/>
+          <w:szCs w:val="24"/>
+          <w:shd w:val="clear" w:fill="FFFFFF"/>
+          <w:lang w:val="en-US"/>
+        </w:rPr>
+        <w:t>Expert</w:t>
+      </w:r>
+      <w:r>
+        <w:rPr>
+          <w:rFonts w:hint="default" w:ascii="Palatino Linotype" w:hAnsi="Palatino Linotype" w:eastAsia="sans-serif" w:cs="Palatino Linotype"/>
+          <w:i w:val="0"/>
+          <w:iCs w:val="0"/>
+          <w:caps w:val="0"/>
+          <w:color w:val="1A1C1E"/>
+          <w:spacing w:val="0"/>
+          <w:sz w:val="24"/>
+          <w:szCs w:val="24"/>
+          <w:shd w:val="clear" w:fill="FFFFFF"/>
+          <w:lang w:val="en-US"/>
+        </w:rPr>
+        <w:t xml:space="preserve">: </w:t>
+      </w:r>
+      <w:r>
+        <w:rPr>
+          <w:rFonts w:hint="default" w:ascii="Palatino Linotype" w:hAnsi="Palatino Linotype" w:eastAsia="sans-serif" w:cs="Palatino Linotype"/>
+          <w:i w:val="0"/>
+          <w:iCs w:val="0"/>
+          <w:caps w:val="0"/>
+          <w:color w:val="1A1C1E"/>
+          <w:spacing w:val="0"/>
+          <w:sz w:val="24"/>
+          <w:szCs w:val="24"/>
+          <w:shd w:val="clear" w:fill="FFFFFF"/>
+        </w:rPr>
+        <w:t>Was wäre, wenn unser gesamtes beobachtbares Universum nur eine winzige Blase im unendlichen Ozean der Realität ist?</w:t>
+      </w:r>
+    </w:p>
+    <w:p>
+      <w:pPr>
+        <w:pStyle w:val="4"/>
+        <w:keepNext w:val="0"/>
+        <w:keepLines w:val="0"/>
+        <w:widowControl/>
+        <w:suppressLineNumbers w:val="0"/>
+        <w:shd w:val="clear" w:fill="FFFFFF"/>
+        <w:spacing w:before="0" w:beforeAutospacing="1" w:after="216" w:afterAutospacing="0" w:line="240" w:lineRule="atLeast"/>
+        <w:ind w:left="0" w:right="0" w:firstLine="0"/>
+        <w:rPr>
+          <w:rFonts w:hint="default" w:ascii="sans-serif" w:hAnsi="sans-serif" w:eastAsia="sans-serif" w:cs="sans-serif"/>
+          <w:i w:val="0"/>
+          <w:iCs w:val="0"/>
+          <w:caps w:val="0"/>
+          <w:color w:val="1A1C1E"/>
+          <w:spacing w:val="0"/>
+          <w:sz w:val="16"/>
+          <w:szCs w:val="16"/>
+          <w:shd w:val="clear" w:fill="FFFFFF"/>
+          <w:lang w:val="en-US"/>
+        </w:rPr>
+      </w:pPr>
+    </w:p>
+    <w:p>
+      <w:pPr>
+        <w:pStyle w:val="4"/>
+        <w:keepNext w:val="0"/>
+        <w:keepLines w:val="0"/>
+        <w:widowControl/>
+        <w:suppressLineNumbers w:val="0"/>
+        <w:shd w:val="clear" w:fill="FFFFFF"/>
+        <w:spacing w:before="0" w:beforeAutospacing="1" w:after="216" w:afterAutospacing="0" w:line="240" w:lineRule="atLeast"/>
+        <w:ind w:left="0" w:right="0" w:firstLine="0"/>
+        <w:rPr>
+          <w:rFonts w:hint="default" w:ascii="Palatino Linotype" w:hAnsi="Palatino Linotype" w:eastAsia="sans-serif" w:cs="Palatino Linotype"/>
           <w:b/>
           <w:bCs/>
           <w:i w:val="0"/>
@@ -1126,8 +1219,6 @@
         </w:rPr>
         <w:t xml:space="preserve"> Es ist wie die Perspektive eines Analysten, eines „Technikers“ beim Fußballspiel. Es zerlegt alles und untersucht jeden „Baustein“, aus dem alle Dinge bestehen: Kohlenstoff, Sauerstoff, Eisen ... Es beantwortet die Frage: „Woraus besteht dieses Ding?“. Diese Karte ist äußerst effektiv, um die materielle Struktur zu verstehen und Technologie zu entwickeln.</w:t>
       </w:r>
-      <w:bookmarkStart w:id="0" w:name="_GoBack"/>
-      <w:bookmarkEnd w:id="0"/>
     </w:p>
     <w:p>
       <w:pPr>
@@ -2869,18 +2960,22 @@
         <w:ind w:left="420" w:leftChars="0" w:right="0" w:hanging="420" w:firstLineChars="0"/>
         <w:rPr>
           <w:rFonts w:hint="default" w:ascii="Palatino Linotype" w:hAnsi="Palatino Linotype" w:eastAsia="sans-serif" w:cs="Palatino Linotype"/>
-          <w:i w:val="0"/>
-          <w:iCs w:val="0"/>
-          <w:caps w:val="0"/>
-          <w:color w:val="1A1C1E"/>
-          <w:spacing w:val="0"/>
-          <w:sz w:val="24"/>
-          <w:szCs w:val="24"/>
-        </w:rPr>
-      </w:pPr>
-      <w:r>
-        <w:rPr>
-          <w:rFonts w:hint="default" w:ascii="Palatino Linotype" w:hAnsi="Palatino Linotype" w:eastAsia="sans-serif" w:cs="Palatino Linotype"/>
+          <w:b/>
+          <w:bCs/>
+          <w:i w:val="0"/>
+          <w:iCs w:val="0"/>
+          <w:caps w:val="0"/>
+          <w:color w:val="1A1C1E"/>
+          <w:spacing w:val="0"/>
+          <w:sz w:val="24"/>
+          <w:szCs w:val="24"/>
+        </w:rPr>
+      </w:pPr>
+      <w:r>
+        <w:rPr>
+          <w:rFonts w:hint="default" w:ascii="Palatino Linotype" w:hAnsi="Palatino Linotype" w:eastAsia="sans-serif" w:cs="Palatino Linotype"/>
+          <w:b/>
+          <w:bCs/>
           <w:i w:val="0"/>
           <w:iCs w:val="0"/>
           <w:caps w:val="0"/>
@@ -2921,16 +3016,32 @@
       <w:r>
         <w:rPr>
           <w:rFonts w:hint="default" w:ascii="Palatino Linotype" w:hAnsi="Palatino Linotype" w:eastAsia="sans-serif" w:cs="Palatino Linotype"/>
-          <w:i w:val="0"/>
-          <w:iCs w:val="0"/>
-          <w:caps w:val="0"/>
-          <w:color w:val="1A1C1E"/>
-          <w:spacing w:val="0"/>
-          <w:sz w:val="24"/>
-          <w:szCs w:val="24"/>
-          <w:shd w:val="clear" w:fill="FFFFFF"/>
-        </w:rPr>
-        <w:t>Ebene +1 ist der Himmelskörper – von winzigen Meteoroiden bis zu riesigen Sternen.</w:t>
+          <w:b/>
+          <w:bCs/>
+          <w:i w:val="0"/>
+          <w:iCs w:val="0"/>
+          <w:caps w:val="0"/>
+          <w:color w:val="1A1C1E"/>
+          <w:spacing w:val="0"/>
+          <w:sz w:val="24"/>
+          <w:szCs w:val="24"/>
+          <w:shd w:val="clear" w:fill="FFFFFF"/>
+        </w:rPr>
+        <w:t>Ebene +1 ist der Himmelskörper</w:t>
+      </w:r>
+      <w:r>
+        <w:rPr>
+          <w:rFonts w:hint="default" w:ascii="Palatino Linotype" w:hAnsi="Palatino Linotype" w:eastAsia="sans-serif" w:cs="Palatino Linotype"/>
+          <w:i w:val="0"/>
+          <w:iCs w:val="0"/>
+          <w:caps w:val="0"/>
+          <w:color w:val="1A1C1E"/>
+          <w:spacing w:val="0"/>
+          <w:sz w:val="24"/>
+          <w:szCs w:val="24"/>
+          <w:shd w:val="clear" w:fill="FFFFFF"/>
+        </w:rPr>
+        <w:t> – von winzigen Meteoroiden bis zu riesigen Sternen.</w:t>
       </w:r>
       <w:r>
         <w:rPr>
@@ -3509,8 +3620,26 @@
           <w:szCs w:val="24"/>
           <w:shd w:val="clear" w:fill="FFFFFF"/>
         </w:rPr>
-        <w:t>Wenn wir zum Himmel aufblicken, blicken wir in die Vergangenheit des Universums. Aber wenn wir nach innen blicken, berühren wir vielleicht sein eigentliches Wesen. Das Universum zu verstehen, beginnt vielleicht damit, dem eigenen Atem zu lauschen. Denn es könnte sein, dass das, was da draußen geschieht – die Expansion, das Gleichgewicht, das Licht und die Dunkelheit, die Stille und die Bewegung – nur ein Spiegel ist, der den Tanz reflektiert, der in unserem eigenen Inneren stattfindet?</w:t>
-      </w:r>
+        <w:t>Wenn wir zum Himmel aufblicken, blicken wir in die Vergangenheit des Universums. Aber wenn wir nach innen blicken, berühren wir vielleicht sein eigentliches Wesen. Das Universum zu verstehen, beginnt vielleicht damit, dem eigenen Atem zu lauschen. Denn es könnte sein, dass das, was da draußen geschieht – die Expansion, das Gleichgewicht, das Licht und die Dunkelheit, die Stille und die Bewegung – </w:t>
+      </w:r>
+      <w:bookmarkStart w:id="0" w:name="_GoBack"/>
+      <w:r>
+        <w:rPr>
+          <w:rFonts w:hint="default" w:ascii="Palatino Linotype" w:hAnsi="Palatino Linotype" w:eastAsia="sans-serif" w:cs="Palatino Linotype"/>
+          <w:b/>
+          <w:bCs/>
+          <w:i w:val="0"/>
+          <w:iCs w:val="0"/>
+          <w:caps w:val="0"/>
+          <w:color w:val="1A1C1E"/>
+          <w:spacing w:val="0"/>
+          <w:sz w:val="24"/>
+          <w:szCs w:val="24"/>
+          <w:shd w:val="clear" w:fill="FFFFFF"/>
+        </w:rPr>
+        <w:t>nur ein Spiegel ist, der den Tanz reflektiert, der in unserem eigenen Inneren stattfindet?</w:t>
+      </w:r>
+      <w:bookmarkEnd w:id="0"/>
     </w:p>
     <w:p>
       <w:pPr>

--- a/Blogs/Blog_001_Inside Black Hole, Outside Big Bang/BÀI BLOG_Bên trong Black Hole, bên ngoài Big Bang_de.docx
+++ b/Blogs/Blog_001_Inside Black Hole, Outside Big Bang/BÀI BLOG_Bên trong Black Hole, bên ngoài Big Bang_de.docx
@@ -2833,115 +2833,74 @@
           <w:szCs w:val="24"/>
           <w:shd w:val="clear" w:fill="FFFFFF"/>
         </w:rPr>
-        <w:t>Nachdem wir den Urknall und die Schwarzen Löcher durch eine neue Linse neu betrachtet haben, wollen wir dieses ganze Bild in einen noch größeren Rahmen stellen. Die Reise zur Erforschung des Universums hat zwei Richtungen: tief in den Mikrokosmos (das unendlich Kleine) und nach außen in den Makrokosmos (das unermesslich Große). Beide Wege scheinen in die Unendlichkeit zu führen, mit einer atemberaubenden fraktalen Architektur, in der sich Strukturen auf jeder Ebene wiederholen.</w:t>
-      </w:r>
-    </w:p>
-    <w:p>
-      <w:pPr>
-        <w:pStyle w:val="4"/>
-        <w:keepNext w:val="0"/>
-        <w:keepLines w:val="0"/>
-        <w:widowControl/>
-        <w:suppressLineNumbers w:val="0"/>
-        <w:shd w:val="clear" w:fill="FFFFFF"/>
-        <w:spacing w:before="0" w:beforeAutospacing="1" w:after="216" w:afterAutospacing="0" w:line="240" w:lineRule="atLeast"/>
-        <w:ind w:left="0" w:right="0" w:firstLine="0"/>
-        <w:rPr>
-          <w:rFonts w:hint="default" w:ascii="Palatino Linotype" w:hAnsi="Palatino Linotype" w:eastAsia="sans-serif" w:cs="Palatino Linotype"/>
-          <w:i w:val="0"/>
-          <w:iCs w:val="0"/>
-          <w:caps w:val="0"/>
-          <w:color w:val="1A1C1E"/>
-          <w:spacing w:val="0"/>
-          <w:sz w:val="24"/>
-          <w:szCs w:val="24"/>
-        </w:rPr>
-      </w:pPr>
-      <w:r>
-        <w:rPr>
-          <w:rFonts w:hint="default" w:ascii="Palatino Linotype" w:hAnsi="Palatino Linotype" w:eastAsia="sans-serif" w:cs="Palatino Linotype"/>
-          <w:i w:val="0"/>
-          <w:iCs w:val="0"/>
-          <w:caps w:val="0"/>
-          <w:color w:val="1A1C1E"/>
-          <w:spacing w:val="0"/>
-          <w:sz w:val="24"/>
-          <w:szCs w:val="24"/>
-          <w:shd w:val="clear" w:fill="FFFFFF"/>
-        </w:rPr>
-        <w:t>In der mikroskopischen Dimension sagt uns die Wissenschaft, dass Materie aus Atomen besteht. Aber das ist nur der Anfang. Unter dem Atom gibt es den Kern, dann Protonen und Neutronen, dann Quarks. Diese Reise hört nicht auf. Es mag unzählige Ebenen mikroskopischer Partikel geben, die der Menschheit unbekannt sind, wobei jede Ebene eine Welt für sich ist. In dieser Hierarchie, wenn wir das Atom als Ebene 0 bezeichnen, würden kleinere Partikel zu negativen Ebenen gehören: Ebene -1, -2 und so weiter nach unten.</w:t>
-      </w:r>
-    </w:p>
-    <w:p>
-      <w:pPr>
-        <w:pStyle w:val="4"/>
-        <w:keepNext w:val="0"/>
-        <w:keepLines w:val="0"/>
-        <w:widowControl/>
-        <w:suppressLineNumbers w:val="0"/>
-        <w:shd w:val="clear" w:fill="FFFFFF"/>
-        <w:spacing w:before="0" w:beforeAutospacing="1" w:after="216" w:afterAutospacing="0" w:line="240" w:lineRule="atLeast"/>
-        <w:ind w:left="0" w:right="0" w:firstLine="0"/>
-        <w:rPr>
-          <w:rFonts w:hint="default" w:ascii="Palatino Linotype" w:hAnsi="Palatino Linotype" w:eastAsia="sans-serif" w:cs="Palatino Linotype"/>
-          <w:i w:val="0"/>
-          <w:iCs w:val="0"/>
-          <w:caps w:val="0"/>
-          <w:color w:val="1A1C1E"/>
-          <w:spacing w:val="0"/>
-          <w:sz w:val="24"/>
-          <w:szCs w:val="24"/>
-        </w:rPr>
-      </w:pPr>
-      <w:r>
-        <w:rPr>
-          <w:rFonts w:hint="default" w:ascii="Palatino Linotype" w:hAnsi="Palatino Linotype" w:eastAsia="sans-serif" w:cs="Palatino Linotype"/>
-          <w:i w:val="0"/>
-          <w:iCs w:val="0"/>
-          <w:caps w:val="0"/>
-          <w:color w:val="1A1C1E"/>
-          <w:spacing w:val="0"/>
-          <w:sz w:val="24"/>
-          <w:szCs w:val="24"/>
-          <w:shd w:val="clear" w:fill="FFFFFF"/>
-        </w:rPr>
-        <w:t>Licht (Photonen), das, was wir benutzen, um die Welt zu sehen, könnte nur eine Art von Partikel auf einer relativ oberflächlichen Ebene sein, vielleicht von Ebene -3 bis -10. Aus dieser Perspektive erzeugt eine Sonne wie unsere nicht direkt Licht. Sie fungiert als riesiger Kernreaktor, der die Energie liefert, um noch mikroskopischere Partikel (z. B. auf Ebene -2) zu aktivieren, und es sind diese aktivierten Partikel, die tatsächlich Lichtpartikel emittieren. Das bedeutet, dass die gesamte Realität, die der Mensch „sieht“ und misst, lediglich die Interaktion einer einzigen, intermediären Art von Partikel ist, während wir für die Existenz und den Betrieb unzähliger anderer Schichten mikroskopischer Partikel völlig „blind“ sind.</w:t>
-      </w:r>
-    </w:p>
-    <w:p>
-      <w:pPr>
-        <w:pStyle w:val="4"/>
-        <w:keepNext w:val="0"/>
-        <w:keepLines w:val="0"/>
-        <w:widowControl/>
-        <w:suppressLineNumbers w:val="0"/>
-        <w:shd w:val="clear" w:fill="FFFFFF"/>
-        <w:spacing w:before="0" w:beforeAutospacing="1" w:after="216" w:afterAutospacing="0" w:line="240" w:lineRule="atLeast"/>
-        <w:ind w:left="0" w:right="0" w:firstLine="0"/>
-        <w:rPr>
-          <w:rFonts w:hint="default" w:ascii="Palatino Linotype" w:hAnsi="Palatino Linotype" w:eastAsia="sans-serif" w:cs="Palatino Linotype"/>
-          <w:i w:val="0"/>
-          <w:iCs w:val="0"/>
-          <w:caps w:val="0"/>
-          <w:color w:val="1A1C1E"/>
-          <w:spacing w:val="0"/>
-          <w:sz w:val="24"/>
-          <w:szCs w:val="24"/>
-        </w:rPr>
-      </w:pPr>
-      <w:r>
-        <w:rPr>
-          <w:rFonts w:hint="default" w:ascii="Palatino Linotype" w:hAnsi="Palatino Linotype" w:eastAsia="sans-serif" w:cs="Palatino Linotype"/>
-          <w:i w:val="0"/>
-          <w:iCs w:val="0"/>
-          <w:caps w:val="0"/>
-          <w:color w:val="1A1C1E"/>
-          <w:spacing w:val="0"/>
-          <w:sz w:val="24"/>
-          <w:szCs w:val="24"/>
-          <w:shd w:val="clear" w:fill="FFFFFF"/>
-        </w:rPr>
-        <w:t>In der entgegengesetzten, makroskopischen Dimension scheint sich diese Ordnung auf raffinierte Weise zu wiederholen. Versuchen wir, ein hypothetisches Modell zu erstellen, um diese unendliche Ordnung zu organisieren. Wir können zwischen einer „Ebene“ – also einem fundamentalen Partikel des Universums auf jeder Skala – und einer „intermediären Struktur“, die aus diesen Partikeln gebildet wird, unterscheiden.</w:t>
+        <w:t>Nachdem wir den Urknall und die Galaxien neu betrachtet haben, lassen Sie uns einen Schritt zurücktreten, um über das tiefgreifende architektonische Prinzip des Universums nachzudenken. Gibt es einen gemeinsamen Entwurf, ein sich selbst wiederholendes Muster auf jeder Ebene, vom unendlich Kleinen bis zum unermesslich Großen? Dieses Prinzip findet sich in der Natur durch ein Konzept, das als Fraktal bekannt ist.</w:t>
+      </w:r>
+    </w:p>
+    <w:p>
+      <w:pPr>
+        <w:pStyle w:val="4"/>
+        <w:keepNext w:val="0"/>
+        <w:keepLines w:val="0"/>
+        <w:widowControl/>
+        <w:suppressLineNumbers w:val="0"/>
+        <w:shd w:val="clear" w:fill="FFFFFF"/>
+        <w:spacing w:before="0" w:beforeAutospacing="1" w:after="216" w:afterAutospacing="0" w:line="240" w:lineRule="atLeast"/>
+        <w:ind w:left="0" w:right="0" w:firstLine="0"/>
+        <w:rPr>
+          <w:rFonts w:hint="default" w:ascii="Palatino Linotype" w:hAnsi="Palatino Linotype" w:eastAsia="sans-serif" w:cs="Palatino Linotype"/>
+          <w:i w:val="0"/>
+          <w:iCs w:val="0"/>
+          <w:caps w:val="0"/>
+          <w:color w:val="1A1C1E"/>
+          <w:spacing w:val="0"/>
+          <w:sz w:val="24"/>
+          <w:szCs w:val="24"/>
+        </w:rPr>
+      </w:pPr>
+      <w:r>
+        <w:rPr>
+          <w:rFonts w:hint="default" w:ascii="Palatino Linotype" w:hAnsi="Palatino Linotype" w:eastAsia="sans-serif" w:cs="Palatino Linotype"/>
+          <w:i w:val="0"/>
+          <w:iCs w:val="0"/>
+          <w:caps w:val="0"/>
+          <w:color w:val="1A1C1E"/>
+          <w:spacing w:val="0"/>
+          <w:sz w:val="24"/>
+          <w:szCs w:val="24"/>
+          <w:shd w:val="clear" w:fill="FFFFFF"/>
+        </w:rPr>
+        <w:t>Ein Fraktal ist eine Struktur, bei der ein kleiner Teil, wenn er vergrößert wird, identisch mit dem Ganzen aussieht. Von einer Schneeflocke über einen Farnwedel bis hin zur Verästelung von Flüssen scheint die Natur eine meisterhafte Fraktalkünstlerin zu sein. Wenn wir diese fraktale Linse auf den Kosmos anwenden, offenbart sich eine erstaunliche Ordnung.</w:t>
+      </w:r>
+    </w:p>
+    <w:p>
+      <w:pPr>
+        <w:pStyle w:val="4"/>
+        <w:keepNext w:val="0"/>
+        <w:keepLines w:val="0"/>
+        <w:widowControl/>
+        <w:suppressLineNumbers w:val="0"/>
+        <w:shd w:val="clear" w:fill="FFFFFF"/>
+        <w:spacing w:before="0" w:beforeAutospacing="1" w:after="216" w:afterAutospacing="0" w:line="240" w:lineRule="atLeast"/>
+        <w:ind w:left="0" w:right="0" w:firstLine="0"/>
+        <w:rPr>
+          <w:rFonts w:hint="default" w:ascii="Palatino Linotype" w:hAnsi="Palatino Linotype" w:eastAsia="sans-serif" w:cs="Palatino Linotype"/>
+          <w:sz w:val="24"/>
+          <w:szCs w:val="24"/>
+        </w:rPr>
+      </w:pPr>
+      <w:r>
+        <w:rPr>
+          <w:rFonts w:hint="default" w:ascii="Palatino Linotype" w:hAnsi="Palatino Linotype" w:eastAsia="sans-serif" w:cs="Palatino Linotype"/>
+          <w:i w:val="0"/>
+          <w:iCs w:val="0"/>
+          <w:caps w:val="0"/>
+          <w:color w:val="1A1C1E"/>
+          <w:spacing w:val="0"/>
+          <w:sz w:val="24"/>
+          <w:szCs w:val="24"/>
+          <w:shd w:val="clear" w:fill="FFFFFF"/>
+        </w:rPr>
+        <w:t>Versuchen wir, ein hierarchisches System aufzubauen, um diese fraktale Architektur zu visualisieren, wobei wir klar zwischen einem „Fundamentalteilchen“ (dem sphärischen Korpuskel einer bestimmten Ebene) und einer „Zwischenstruktur“ (einem aus Teilchen niedrigerer Ebenen gebildeten System) unterscheiden.</w:t>
       </w:r>
     </w:p>
     <w:p>
@@ -2955,9 +2914,15 @@
           <w:numId w:val="3"/>
         </w:numPr>
         <w:suppressLineNumbers w:val="0"/>
-        <w:shd w:val="clear" w:fill="FFFFFF"/>
-        <w:spacing w:before="0" w:beforeAutospacing="1" w:after="216" w:afterAutospacing="0" w:line="240" w:lineRule="atLeast"/>
+        <w:spacing w:before="0" w:beforeAutospacing="0" w:after="36" w:afterAutospacing="0" w:line="240" w:lineRule="atLeast"/>
         <w:ind w:left="420" w:leftChars="0" w:right="0" w:hanging="420" w:firstLineChars="0"/>
+        <w:rPr>
+          <w:rFonts w:hint="default" w:ascii="Palatino Linotype" w:hAnsi="Palatino Linotype" w:eastAsia="sans-serif" w:cs="Palatino Linotype"/>
+          <w:sz w:val="24"/>
+          <w:szCs w:val="24"/>
+        </w:rPr>
+      </w:pPr>
+      <w:r>
         <w:rPr>
           <w:rFonts w:hint="default" w:ascii="Palatino Linotype" w:hAnsi="Palatino Linotype" w:eastAsia="sans-serif" w:cs="Palatino Linotype"/>
           <w:b/>
@@ -2969,23 +2934,97 @@
           <w:spacing w:val="0"/>
           <w:sz w:val="24"/>
           <w:szCs w:val="24"/>
-        </w:rPr>
-      </w:pPr>
-      <w:r>
-        <w:rPr>
-          <w:rFonts w:hint="default" w:ascii="Palatino Linotype" w:hAnsi="Palatino Linotype" w:eastAsia="sans-serif" w:cs="Palatino Linotype"/>
-          <w:b/>
-          <w:bCs/>
-          <w:i w:val="0"/>
-          <w:iCs w:val="0"/>
-          <w:caps w:val="0"/>
-          <w:color w:val="1A1C1E"/>
-          <w:spacing w:val="0"/>
-          <w:sz w:val="24"/>
-          <w:szCs w:val="24"/>
-          <w:shd w:val="clear" w:fill="FFFFFF"/>
-        </w:rPr>
-        <w:t>Ebene 0 ist das Atom.</w:t>
+          <w:shd w:val="clear" w:fill="FFFFFF"/>
+        </w:rPr>
+        <w:t>Ebene +1: Die Fundamentalteilchen sind Himmelskörper.</w:t>
+      </w:r>
+    </w:p>
+    <w:p>
+      <w:pPr>
+        <w:keepNext w:val="0"/>
+        <w:keepLines w:val="0"/>
+        <w:pageBreakBefore w:val="0"/>
+        <w:widowControl/>
+        <w:numPr>
+          <w:ilvl w:val="1"/>
+          <w:numId w:val="4"/>
+        </w:numPr>
+        <w:suppressLineNumbers w:val="0"/>
+        <w:kinsoku/>
+        <w:wordWrap/>
+        <w:overflowPunct/>
+        <w:topLinePunct w:val="0"/>
+        <w:autoSpaceDE/>
+        <w:autoSpaceDN/>
+        <w:bidi w:val="0"/>
+        <w:adjustRightInd/>
+        <w:snapToGrid/>
+        <w:spacing w:before="220" w:beforeAutospacing="0" w:after="220" w:afterAutospacing="0" w:line="240" w:lineRule="atLeast"/>
+        <w:ind w:left="806" w:leftChars="0" w:hanging="360" w:firstLineChars="0"/>
+        <w:textAlignment w:val="auto"/>
+        <w:rPr>
+          <w:rFonts w:hint="default" w:ascii="Palatino Linotype" w:hAnsi="Palatino Linotype" w:eastAsia="sans-serif" w:cs="Palatino Linotype"/>
+          <w:sz w:val="24"/>
+          <w:szCs w:val="24"/>
+        </w:rPr>
+      </w:pPr>
+      <w:r>
+        <w:rPr>
+          <w:rFonts w:hint="default" w:ascii="Palatino Linotype" w:hAnsi="Palatino Linotype" w:eastAsia="sans-serif" w:cs="Palatino Linotype"/>
+          <w:i w:val="0"/>
+          <w:iCs w:val="0"/>
+          <w:caps w:val="0"/>
+          <w:color w:val="1A1C1E"/>
+          <w:spacing w:val="0"/>
+          <w:sz w:val="24"/>
+          <w:szCs w:val="24"/>
+          <w:shd w:val="clear" w:fill="FFFFFF"/>
+        </w:rPr>
+        <w:t>Sterne und Planeten, mit ihren charakteristischen sphärischen Formen, sind die „Fundamentalteilchen“ dieser Ebene.</w:t>
+      </w:r>
+    </w:p>
+    <w:p>
+      <w:pPr>
+        <w:keepNext w:val="0"/>
+        <w:keepLines w:val="0"/>
+        <w:pageBreakBefore w:val="0"/>
+        <w:widowControl/>
+        <w:numPr>
+          <w:ilvl w:val="1"/>
+          <w:numId w:val="4"/>
+        </w:numPr>
+        <w:suppressLineNumbers w:val="0"/>
+        <w:kinsoku/>
+        <w:wordWrap/>
+        <w:overflowPunct/>
+        <w:topLinePunct w:val="0"/>
+        <w:autoSpaceDE/>
+        <w:autoSpaceDN/>
+        <w:bidi w:val="0"/>
+        <w:adjustRightInd/>
+        <w:snapToGrid/>
+        <w:spacing w:before="220" w:beforeAutospacing="0" w:after="220" w:afterAutospacing="0" w:line="240" w:lineRule="atLeast"/>
+        <w:ind w:left="806" w:leftChars="0" w:hanging="360" w:firstLineChars="0"/>
+        <w:textAlignment w:val="auto"/>
+        <w:rPr>
+          <w:rFonts w:hint="default" w:ascii="Palatino Linotype" w:hAnsi="Palatino Linotype" w:eastAsia="sans-serif" w:cs="Palatino Linotype"/>
+          <w:sz w:val="24"/>
+          <w:szCs w:val="24"/>
+        </w:rPr>
+      </w:pPr>
+      <w:r>
+        <w:rPr>
+          <w:rFonts w:hint="default" w:ascii="Palatino Linotype" w:hAnsi="Palatino Linotype" w:eastAsia="sans-serif" w:cs="Palatino Linotype"/>
+          <w:i w:val="0"/>
+          <w:iCs w:val="0"/>
+          <w:caps w:val="0"/>
+          <w:color w:val="1A1C1E"/>
+          <w:spacing w:val="0"/>
+          <w:sz w:val="24"/>
+          <w:szCs w:val="24"/>
+          <w:shd w:val="clear" w:fill="FFFFFF"/>
+        </w:rPr>
+        <w:t>Aus diesen „Teilchen“ der Ebene +1 werden komplexere Zwischenstrukturen gebildet: ein Sonnensystem (ein Zentralteilchen und Satellitenteilchen), eine Galaxie (eine Ansammlung von Milliarden von Teilchen), ein Galaxienhaufen und so weiter.</w:t>
       </w:r>
     </w:p>
     <w:p>
@@ -2999,16 +3038,10 @@
           <w:numId w:val="3"/>
         </w:numPr>
         <w:suppressLineNumbers w:val="0"/>
-        <w:shd w:val="clear" w:fill="FFFFFF"/>
-        <w:spacing w:before="0" w:beforeAutospacing="1" w:after="216" w:afterAutospacing="0" w:line="240" w:lineRule="atLeast"/>
+        <w:spacing w:before="0" w:beforeAutospacing="0" w:after="36" w:afterAutospacing="0" w:line="240" w:lineRule="atLeast"/>
         <w:ind w:left="420" w:leftChars="0" w:right="0" w:hanging="420" w:firstLineChars="0"/>
         <w:rPr>
           <w:rFonts w:hint="default" w:ascii="Palatino Linotype" w:hAnsi="Palatino Linotype" w:eastAsia="sans-serif" w:cs="Palatino Linotype"/>
-          <w:i w:val="0"/>
-          <w:iCs w:val="0"/>
-          <w:caps w:val="0"/>
-          <w:color w:val="1A1C1E"/>
-          <w:spacing w:val="0"/>
           <w:sz w:val="24"/>
           <w:szCs w:val="24"/>
         </w:rPr>
@@ -3027,88 +3060,256 @@
           <w:szCs w:val="24"/>
           <w:shd w:val="clear" w:fill="FFFFFF"/>
         </w:rPr>
-        <w:t>Ebene +1 ist der Himmelskörper</w:t>
-      </w:r>
-      <w:r>
-        <w:rPr>
-          <w:rFonts w:hint="default" w:ascii="Palatino Linotype" w:hAnsi="Palatino Linotype" w:eastAsia="sans-serif" w:cs="Palatino Linotype"/>
-          <w:i w:val="0"/>
-          <w:iCs w:val="0"/>
-          <w:caps w:val="0"/>
-          <w:color w:val="1A1C1E"/>
-          <w:spacing w:val="0"/>
-          <w:sz w:val="24"/>
-          <w:szCs w:val="24"/>
-          <w:shd w:val="clear" w:fill="FFFFFF"/>
-        </w:rPr>
-        <w:t> – von winzigen Meteoroiden bis zu riesigen Sternen.</w:t>
-      </w:r>
-      <w:r>
-        <w:rPr>
-          <w:rFonts w:hint="default" w:ascii="Palatino Linotype" w:hAnsi="Palatino Linotype" w:eastAsia="sans-serif" w:cs="Palatino Linotype"/>
-          <w:i w:val="0"/>
-          <w:iCs w:val="0"/>
-          <w:caps w:val="0"/>
-          <w:color w:val="1A1C1E"/>
-          <w:spacing w:val="0"/>
-          <w:sz w:val="24"/>
-          <w:szCs w:val="24"/>
-          <w:shd w:val="clear" w:fill="FFFFFF"/>
-          <w:lang w:val="en-US"/>
-        </w:rPr>
-        <w:t xml:space="preserve"> </w:t>
-      </w:r>
-      <w:r>
-        <w:rPr>
-          <w:rFonts w:hint="default" w:ascii="Palatino Linotype" w:hAnsi="Palatino Linotype" w:eastAsia="sans-serif" w:cs="Palatino Linotype"/>
-          <w:i w:val="0"/>
-          <w:iCs w:val="0"/>
-          <w:caps w:val="0"/>
-          <w:color w:val="1A1C1E"/>
-          <w:spacing w:val="0"/>
-          <w:sz w:val="24"/>
-          <w:szCs w:val="24"/>
-          <w:shd w:val="clear" w:fill="FFFFFF"/>
-        </w:rPr>
-        <w:t>Was ist also mit Menschen, Tieren und Pflanzen? Wir sind unglaublich komplexe intermediäre Existenzformen, lebende Körper, die aus unzähligen Partikeln der Ebene 0 bestehen und auf der Oberfläche eines Partikels der Ebene +1, diesem Planeten, existieren. Größere Strukturen wie das Sonnensystem oder sogar Galaxien sind ebenfalls intermediäre Strukturen. Eine Galaxie ist wie ein riesiger „Zellhaufen“, eine Ansammlung von Milliarden von Partikeln der Ebene +1.</w:t>
-      </w:r>
-    </w:p>
-    <w:p>
-      <w:pPr>
-        <w:pStyle w:val="4"/>
-        <w:keepNext w:val="0"/>
-        <w:keepLines w:val="0"/>
-        <w:widowControl/>
-        <w:suppressLineNumbers w:val="0"/>
-        <w:shd w:val="clear" w:fill="FFFFFF"/>
-        <w:spacing w:before="0" w:beforeAutospacing="1" w:after="216" w:afterAutospacing="0" w:line="240" w:lineRule="atLeast"/>
-        <w:ind w:left="0" w:right="0" w:firstLine="0"/>
-        <w:rPr>
-          <w:rFonts w:hint="default" w:ascii="Palatino Linotype" w:hAnsi="Palatino Linotype" w:eastAsia="sans-serif" w:cs="Palatino Linotype"/>
-          <w:i w:val="0"/>
-          <w:iCs w:val="0"/>
-          <w:caps w:val="0"/>
-          <w:color w:val="1A1C1E"/>
-          <w:spacing w:val="0"/>
-          <w:sz w:val="24"/>
-          <w:szCs w:val="24"/>
-          <w:shd w:val="clear" w:fill="FFFFFF"/>
-        </w:rPr>
-      </w:pPr>
-      <w:r>
-        <w:rPr>
-          <w:rFonts w:hint="default" w:ascii="Palatino Linotype" w:hAnsi="Palatino Linotype" w:eastAsia="sans-serif" w:cs="Palatino Linotype"/>
-          <w:i w:val="0"/>
-          <w:iCs w:val="0"/>
-          <w:caps w:val="0"/>
-          <w:color w:val="1A1C1E"/>
-          <w:spacing w:val="0"/>
-          <w:sz w:val="24"/>
-          <w:szCs w:val="24"/>
-          <w:shd w:val="clear" w:fill="FFFFFF"/>
-        </w:rPr>
-        <w:t>Die überwältigende Frage ist: Was ist dann ein Partikel der Ebene +2? Vielleicht ist das gesamte „beobachtbare Universum“, das der Wissenschaft heute bekannt ist, nur ein solches Partikel, und es ist wiederum Teil einer noch größeren, unendlichen Struktur. Der Mikrokosmos und der Makrokosmos sind nur entgegengesetzte Richtungen auf derselben Existenzachse. Das Kleinste und das Größte sind nicht getrennt – sie spiegeln sich gegenseitig wie zwei Seiten derselben Münze. Wenn man weit genug in eine der beiden Richtungen reisen würde, würde man sich vielleicht am anderen Ende selbst begegnen.</w:t>
-      </w:r>
+        <w:t>Was ist also das Fundamentalteilchen der Ebene 0?</w:t>
+      </w:r>
+    </w:p>
+    <w:p>
+      <w:pPr>
+        <w:keepNext w:val="0"/>
+        <w:keepLines w:val="0"/>
+        <w:pageBreakBefore w:val="0"/>
+        <w:widowControl/>
+        <w:numPr>
+          <w:ilvl w:val="1"/>
+          <w:numId w:val="4"/>
+        </w:numPr>
+        <w:suppressLineNumbers w:val="0"/>
+        <w:kinsoku/>
+        <w:wordWrap/>
+        <w:overflowPunct/>
+        <w:topLinePunct w:val="0"/>
+        <w:autoSpaceDE/>
+        <w:autoSpaceDN/>
+        <w:bidi w:val="0"/>
+        <w:adjustRightInd/>
+        <w:snapToGrid/>
+        <w:spacing w:before="220" w:beforeAutospacing="0" w:after="220" w:afterAutospacing="0" w:line="240" w:lineRule="atLeast"/>
+        <w:ind w:left="806" w:leftChars="0" w:hanging="360" w:firstLineChars="0"/>
+        <w:textAlignment w:val="auto"/>
+        <w:rPr>
+          <w:rFonts w:hint="default" w:ascii="Palatino Linotype" w:hAnsi="Palatino Linotype" w:eastAsia="sans-serif" w:cs="Palatino Linotype"/>
+          <w:i w:val="0"/>
+          <w:iCs w:val="0"/>
+          <w:caps w:val="0"/>
+          <w:color w:val="1A1C1E"/>
+          <w:spacing w:val="0"/>
+          <w:sz w:val="24"/>
+          <w:szCs w:val="24"/>
+          <w:shd w:val="clear" w:fill="FFFFFF"/>
+        </w:rPr>
+      </w:pPr>
+      <w:r>
+        <w:rPr>
+          <w:rFonts w:hint="default" w:ascii="Palatino Linotype" w:hAnsi="Palatino Linotype" w:eastAsia="sans-serif" w:cs="Palatino Linotype"/>
+          <w:i w:val="0"/>
+          <w:iCs w:val="0"/>
+          <w:caps w:val="0"/>
+          <w:color w:val="1A1C1E"/>
+          <w:spacing w:val="0"/>
+          <w:sz w:val="24"/>
+          <w:szCs w:val="24"/>
+          <w:shd w:val="clear" w:fill="FFFFFF"/>
+        </w:rPr>
+        <w:t>Die Reise der Teilchenphysik ist die eigentliche Suche nach dieser Antwort. Wir haben das Atom entdeckt, aber mit seiner Struktur aus einem Kern und umkreisenden Elektronen ist es eindeutig eine „Zwischenstruktur“, ein Miniatur-Sonnensystem.</w:t>
+      </w:r>
+    </w:p>
+    <w:p>
+      <w:pPr>
+        <w:keepNext w:val="0"/>
+        <w:keepLines w:val="0"/>
+        <w:pageBreakBefore w:val="0"/>
+        <w:widowControl/>
+        <w:numPr>
+          <w:ilvl w:val="1"/>
+          <w:numId w:val="4"/>
+        </w:numPr>
+        <w:suppressLineNumbers w:val="0"/>
+        <w:kinsoku/>
+        <w:wordWrap/>
+        <w:overflowPunct/>
+        <w:topLinePunct w:val="0"/>
+        <w:autoSpaceDE/>
+        <w:autoSpaceDN/>
+        <w:bidi w:val="0"/>
+        <w:adjustRightInd/>
+        <w:snapToGrid/>
+        <w:spacing w:before="220" w:beforeAutospacing="0" w:after="220" w:afterAutospacing="0" w:line="240" w:lineRule="atLeast"/>
+        <w:ind w:left="806" w:leftChars="0" w:hanging="360" w:firstLineChars="0"/>
+        <w:textAlignment w:val="auto"/>
+        <w:rPr>
+          <w:rFonts w:hint="default" w:ascii="Palatino Linotype" w:hAnsi="Palatino Linotype" w:eastAsia="sans-serif" w:cs="Palatino Linotype"/>
+          <w:i w:val="0"/>
+          <w:iCs w:val="0"/>
+          <w:caps w:val="0"/>
+          <w:color w:val="1A1C1E"/>
+          <w:spacing w:val="0"/>
+          <w:sz w:val="24"/>
+          <w:szCs w:val="24"/>
+          <w:shd w:val="clear" w:fill="FFFFFF"/>
+        </w:rPr>
+      </w:pPr>
+      <w:r>
+        <w:rPr>
+          <w:rFonts w:hint="default" w:ascii="Palatino Linotype" w:hAnsi="Palatino Linotype" w:eastAsia="sans-serif" w:cs="Palatino Linotype"/>
+          <w:i w:val="0"/>
+          <w:iCs w:val="0"/>
+          <w:caps w:val="0"/>
+          <w:color w:val="1A1C1E"/>
+          <w:spacing w:val="0"/>
+          <w:sz w:val="24"/>
+          <w:szCs w:val="24"/>
+          <w:shd w:val="clear" w:fill="FFFFFF"/>
+        </w:rPr>
+        <w:t>Unserer fraktalen Logik zufolge muss ein Fundamentalteilchen der Ebene 0 aus unzähligen Fundamentalteilchen der Ebene -1 bestehen. Doch hier stoßen wir auf einen interessanten Widerspruch zur aktuellen Wissenschaft. Die Physik besagt, dass ein Proton (ein Bestandteil des Kerns) aus nur 3 Quarks besteht. Wenn dem so ist, können weder das Proton noch das Quark nach unserer Definition als „Fundamentalteilchen“ betrachtet werden; sie sind lediglich sehr kleine „Zwischenstrukturen“ auf dem Weg tiefer in den Mikrokosmos.</w:t>
+      </w:r>
+    </w:p>
+    <w:p>
+      <w:pPr>
+        <w:keepNext w:val="0"/>
+        <w:keepLines w:val="0"/>
+        <w:pageBreakBefore w:val="0"/>
+        <w:widowControl/>
+        <w:numPr>
+          <w:ilvl w:val="1"/>
+          <w:numId w:val="4"/>
+        </w:numPr>
+        <w:suppressLineNumbers w:val="0"/>
+        <w:kinsoku/>
+        <w:wordWrap/>
+        <w:overflowPunct/>
+        <w:topLinePunct w:val="0"/>
+        <w:autoSpaceDE/>
+        <w:autoSpaceDN/>
+        <w:bidi w:val="0"/>
+        <w:adjustRightInd/>
+        <w:snapToGrid/>
+        <w:spacing w:before="220" w:beforeAutospacing="0" w:after="220" w:afterAutospacing="0" w:line="240" w:lineRule="atLeast"/>
+        <w:ind w:left="806" w:leftChars="0" w:hanging="360" w:firstLineChars="0"/>
+        <w:textAlignment w:val="auto"/>
+        <w:rPr>
+          <w:rFonts w:hint="default" w:ascii="Palatino Linotype" w:hAnsi="Palatino Linotype" w:eastAsia="sans-serif" w:cs="Palatino Linotype"/>
+          <w:sz w:val="24"/>
+          <w:szCs w:val="24"/>
+        </w:rPr>
+      </w:pPr>
+      <w:r>
+        <w:rPr>
+          <w:rFonts w:hint="default" w:ascii="Palatino Linotype" w:hAnsi="Palatino Linotype" w:eastAsia="sans-serif" w:cs="Palatino Linotype"/>
+          <w:i w:val="0"/>
+          <w:iCs w:val="0"/>
+          <w:caps w:val="0"/>
+          <w:color w:val="1A1C1E"/>
+          <w:spacing w:val="0"/>
+          <w:sz w:val="24"/>
+          <w:szCs w:val="24"/>
+          <w:shd w:val="clear" w:fill="FFFFFF"/>
+        </w:rPr>
+        <w:t>Das bedeutet nicht, dass die Wissenschaft falsch liegt. Es deutet lediglich auf eine erstaunliche Möglichkeit hin: dass wir selbst mit unseren le</w:t>
+      </w:r>
+      <w:r>
+        <w:rPr>
+          <w:rFonts w:hint="default" w:ascii="Palatino Linotype" w:hAnsi="Palatino Linotype" w:eastAsia="sans-serif" w:cs="Palatino Linotype"/>
+          <w:i w:val="0"/>
+          <w:iCs w:val="0"/>
+          <w:caps w:val="0"/>
+          <w:color w:val="1A1C1E"/>
+          <w:spacing w:val="0"/>
+          <w:sz w:val="24"/>
+          <w:szCs w:val="24"/>
+          <w:shd w:val="clear" w:fill="FFFFFF"/>
+        </w:rPr>
+        <w:t>istungsstärksten Teilchenbeschleunigern wahrscheinlich noch nicht das wahre „Fundamentalteilchen“ der Ebene 0 erreicht haben, geschweige denn etwas über noch tiefere Mikro-Ebenen wissen. Was wir heute kennen, könnte nur die Oberflächenschicht eines unendlichen mikroskopischen Ozeans sein.</w:t>
+      </w:r>
+    </w:p>
+    <w:p>
+      <w:pPr>
+        <w:pStyle w:val="4"/>
+        <w:keepNext w:val="0"/>
+        <w:keepLines w:val="0"/>
+        <w:widowControl/>
+        <w:suppressLineNumbers w:val="0"/>
+        <w:shd w:val="clear" w:fill="FFFFFF"/>
+        <w:spacing w:before="0" w:beforeAutospacing="1" w:after="0" w:afterAutospacing="0" w:line="240" w:lineRule="atLeast"/>
+        <w:ind w:left="0" w:right="0" w:firstLine="0"/>
+        <w:rPr>
+          <w:rFonts w:hint="default" w:ascii="Palatino Linotype" w:hAnsi="Palatino Linotype" w:eastAsia="sans-serif" w:cs="Palatino Linotype"/>
+          <w:i w:val="0"/>
+          <w:iCs w:val="0"/>
+          <w:caps w:val="0"/>
+          <w:color w:val="1A1C1E"/>
+          <w:spacing w:val="0"/>
+          <w:sz w:val="24"/>
+          <w:szCs w:val="24"/>
+          <w:shd w:val="clear" w:fill="FFFFFF"/>
+        </w:rPr>
+      </w:pPr>
+      <w:r>
+        <w:rPr>
+          <w:rFonts w:hint="default" w:ascii="Palatino Linotype" w:hAnsi="Palatino Linotype" w:eastAsia="sans-serif" w:cs="Palatino Linotype"/>
+          <w:i w:val="0"/>
+          <w:iCs w:val="0"/>
+          <w:caps w:val="0"/>
+          <w:color w:val="1A1C1E"/>
+          <w:spacing w:val="0"/>
+          <w:sz w:val="24"/>
+          <w:szCs w:val="24"/>
+          <w:shd w:val="clear" w:fill="FFFFFF"/>
+        </w:rPr>
+        <w:t>Aus dieser Perspektive ist das Universum nicht nur eine gerade Linie von klein nach groß. Es ist eine unendlich geschichtete Struktur in sowohl mikroskopischer als auch makroskopischer Richtung. Das Kleinste und das Größte sind nicht getrennt – sie spiegeln einander wie zwei Seiten derselben Münze. Das Verständnis der Struktur eines Sonnensystems könnte uns helfen, die Struktur eines Atoms zu erahnen. Und die Anerkennung der Existenz unendlicher Mikro-Ebenen eröffnet die Möglichkeit, dass die makrokosmische Welt, die wir beobach</w:t>
+      </w:r>
+      <w:bookmarkStart w:id="0" w:name="_GoBack"/>
+      <w:bookmarkEnd w:id="0"/>
+      <w:r>
+        <w:rPr>
+          <w:rFonts w:hint="default" w:ascii="Palatino Linotype" w:hAnsi="Palatino Linotype" w:eastAsia="sans-serif" w:cs="Palatino Linotype"/>
+          <w:i w:val="0"/>
+          <w:iCs w:val="0"/>
+          <w:caps w:val="0"/>
+          <w:color w:val="1A1C1E"/>
+          <w:spacing w:val="0"/>
+          <w:sz w:val="24"/>
+          <w:szCs w:val="24"/>
+          <w:shd w:val="clear" w:fill="FFFFFF"/>
+        </w:rPr>
+        <w:t xml:space="preserve">ten, selbst nur ein </w:t>
+      </w:r>
+      <w:r>
+        <w:rPr>
+          <w:rFonts w:hint="default" w:ascii="Palatino Linotype" w:hAnsi="Palatino Linotype" w:eastAsia="sans-serif" w:cs="Palatino Linotype"/>
+          <w:i w:val="0"/>
+          <w:iCs w:val="0"/>
+          <w:caps w:val="0"/>
+          <w:color w:val="1A1C1E"/>
+          <w:spacing w:val="0"/>
+          <w:sz w:val="24"/>
+          <w:szCs w:val="24"/>
+          <w:shd w:val="clear" w:fill="FFFFFF"/>
+        </w:rPr>
+        <w:t>„Teilchen“ in einer noch großartigeren Struktur ist.</w:t>
+      </w:r>
+    </w:p>
+    <w:p>
+      <w:pPr>
+        <w:pStyle w:val="4"/>
+        <w:keepNext w:val="0"/>
+        <w:keepLines w:val="0"/>
+        <w:widowControl/>
+        <w:suppressLineNumbers w:val="0"/>
+        <w:shd w:val="clear" w:fill="FFFFFF"/>
+        <w:spacing w:before="0" w:beforeAutospacing="1" w:after="216" w:afterAutospacing="0" w:line="240" w:lineRule="atLeast"/>
+        <w:ind w:left="0" w:right="0" w:firstLine="0"/>
+        <w:rPr>
+          <w:rFonts w:hint="default" w:ascii="Palatino Linotype" w:hAnsi="Palatino Linotype" w:eastAsia="sans-serif" w:cs="Palatino Linotype"/>
+          <w:i w:val="0"/>
+          <w:iCs w:val="0"/>
+          <w:caps w:val="0"/>
+          <w:color w:val="1A1C1E"/>
+          <w:spacing w:val="0"/>
+          <w:sz w:val="24"/>
+          <w:szCs w:val="24"/>
+          <w:shd w:val="clear" w:fill="FFFFFF"/>
+        </w:rPr>
+      </w:pPr>
     </w:p>
     <w:p>
       <w:pPr>
@@ -3218,7 +3419,7 @@
         <w:widowControl/>
         <w:numPr>
           <w:ilvl w:val="0"/>
-          <w:numId w:val="4"/>
+          <w:numId w:val="5"/>
         </w:numPr>
         <w:suppressLineNumbers w:val="0"/>
         <w:shd w:val="clear" w:fill="FFFFFF"/>
@@ -3274,7 +3475,7 @@
         <w:widowControl/>
         <w:numPr>
           <w:ilvl w:val="0"/>
-          <w:numId w:val="4"/>
+          <w:numId w:val="5"/>
         </w:numPr>
         <w:suppressLineNumbers w:val="0"/>
         <w:shd w:val="clear" w:fill="FFFFFF"/>
@@ -3330,7 +3531,7 @@
         <w:widowControl/>
         <w:numPr>
           <w:ilvl w:val="0"/>
-          <w:numId w:val="4"/>
+          <w:numId w:val="5"/>
         </w:numPr>
         <w:suppressLineNumbers w:val="0"/>
         <w:shd w:val="clear" w:fill="FFFFFF"/>
@@ -3622,7 +3823,6 @@
         </w:rPr>
         <w:t>Wenn wir zum Himmel aufblicken, blicken wir in die Vergangenheit des Universums. Aber wenn wir nach innen blicken, berühren wir vielleicht sein eigentliches Wesen. Das Universum zu verstehen, beginnt vielleicht damit, dem eigenen Atem zu lauschen. Denn es könnte sein, dass das, was da draußen geschieht – die Expansion, das Gleichgewicht, das Licht und die Dunkelheit, die Stille und die Bewegung – </w:t>
       </w:r>
-      <w:bookmarkStart w:id="0" w:name="_GoBack"/>
       <w:r>
         <w:rPr>
           <w:rFonts w:hint="default" w:ascii="Palatino Linotype" w:hAnsi="Palatino Linotype" w:eastAsia="sans-serif" w:cs="Palatino Linotype"/>
@@ -3639,7 +3839,6 @@
         </w:rPr>
         <w:t>nur ein Spiegel ist, der den Tanz reflektiert, der in unserem eigenen Inneren stattfindet?</w:t>
       </w:r>
-      <w:bookmarkEnd w:id="0"/>
     </w:p>
     <w:p>
       <w:pPr>
@@ -3703,6 +3902,175 @@
     </w:lvl>
   </w:abstractNum>
   <w:abstractNum w:abstractNumId="2">
+    <w:nsid w:val="AD73B745"/>
+    <w:multiLevelType w:val="singleLevel"/>
+    <w:tmpl w:val="AD73B745"/>
+    <w:lvl w:ilvl="0" w:tentative="0">
+      <w:start w:val="1"/>
+      <w:numFmt w:val="bullet"/>
+      <w:lvlText w:val=""/>
+      <w:lvlJc w:val="left"/>
+      <w:pPr>
+        <w:tabs>
+          <w:tab w:val="left" w:pos="420"/>
+        </w:tabs>
+        <w:ind w:left="420" w:leftChars="0" w:hanging="420" w:firstLineChars="0"/>
+      </w:pPr>
+      <w:rPr>
+        <w:rFonts w:hint="default" w:ascii="Wingdings" w:hAnsi="Wingdings"/>
+      </w:rPr>
+    </w:lvl>
+  </w:abstractNum>
+  <w:abstractNum w:abstractNumId="3">
+    <w:nsid w:val="F498BD8B"/>
+    <w:multiLevelType w:val="multilevel"/>
+    <w:tmpl w:val="F498BD8B"/>
+    <w:lvl w:ilvl="0" w:tentative="0">
+      <w:start w:val="1"/>
+      <w:numFmt w:val="bullet"/>
+      <w:lvlText w:val=""/>
+      <w:lvlJc w:val="left"/>
+      <w:pPr>
+        <w:tabs>
+          <w:tab w:val="left" w:pos="720"/>
+        </w:tabs>
+        <w:ind w:left="720" w:hanging="360"/>
+      </w:pPr>
+      <w:rPr>
+        <w:rFonts w:ascii="Symbol" w:hAnsi="Symbol" w:cs="Symbol"/>
+        <w:sz w:val="20"/>
+      </w:rPr>
+    </w:lvl>
+    <w:lvl w:ilvl="1" w:tentative="0">
+      <w:start w:val="1"/>
+      <w:numFmt w:val="bullet"/>
+      <w:lvlText w:val="o"/>
+      <w:lvlJc w:val="left"/>
+      <w:pPr>
+        <w:tabs>
+          <w:tab w:val="left" w:pos="1440"/>
+        </w:tabs>
+        <w:ind w:left="1440" w:hanging="360"/>
+      </w:pPr>
+      <w:rPr>
+        <w:rFonts w:ascii="Courier New" w:hAnsi="Courier New" w:cs="Courier New"/>
+        <w:sz w:val="20"/>
+      </w:rPr>
+    </w:lvl>
+    <w:lvl w:ilvl="2" w:tentative="0">
+      <w:start w:val="1"/>
+      <w:numFmt w:val="bullet"/>
+      <w:lvlText w:val=""/>
+      <w:lvlJc w:val="left"/>
+      <w:pPr>
+        <w:tabs>
+          <w:tab w:val="left" w:pos="2160"/>
+        </w:tabs>
+        <w:ind w:left="2160" w:hanging="360"/>
+      </w:pPr>
+      <w:rPr>
+        <w:rFonts w:ascii="Wingdings" w:hAnsi="Wingdings" w:cs="Wingdings"/>
+        <w:sz w:val="20"/>
+      </w:rPr>
+    </w:lvl>
+    <w:lvl w:ilvl="3" w:tentative="0">
+      <w:start w:val="1"/>
+      <w:numFmt w:val="bullet"/>
+      <w:lvlText w:val=""/>
+      <w:lvlJc w:val="left"/>
+      <w:pPr>
+        <w:tabs>
+          <w:tab w:val="left" w:pos="2880"/>
+        </w:tabs>
+        <w:ind w:left="2880" w:hanging="360"/>
+      </w:pPr>
+      <w:rPr>
+        <w:rFonts w:hint="default" w:ascii="Wingdings" w:hAnsi="Wingdings" w:cs="Wingdings"/>
+        <w:sz w:val="20"/>
+      </w:rPr>
+    </w:lvl>
+    <w:lvl w:ilvl="4" w:tentative="0">
+      <w:start w:val="1"/>
+      <w:numFmt w:val="bullet"/>
+      <w:lvlText w:val=""/>
+      <w:lvlJc w:val="left"/>
+      <w:pPr>
+        <w:tabs>
+          <w:tab w:val="left" w:pos="3600"/>
+        </w:tabs>
+        <w:ind w:left="3600" w:hanging="360"/>
+      </w:pPr>
+      <w:rPr>
+        <w:rFonts w:hint="default" w:ascii="Wingdings" w:hAnsi="Wingdings" w:cs="Wingdings"/>
+        <w:sz w:val="20"/>
+      </w:rPr>
+    </w:lvl>
+    <w:lvl w:ilvl="5" w:tentative="0">
+      <w:start w:val="1"/>
+      <w:numFmt w:val="bullet"/>
+      <w:lvlText w:val=""/>
+      <w:lvlJc w:val="left"/>
+      <w:pPr>
+        <w:tabs>
+          <w:tab w:val="left" w:pos="4320"/>
+        </w:tabs>
+        <w:ind w:left="4320" w:hanging="360"/>
+      </w:pPr>
+      <w:rPr>
+        <w:rFonts w:hint="default" w:ascii="Wingdings" w:hAnsi="Wingdings" w:cs="Wingdings"/>
+        <w:sz w:val="20"/>
+      </w:rPr>
+    </w:lvl>
+    <w:lvl w:ilvl="6" w:tentative="0">
+      <w:start w:val="1"/>
+      <w:numFmt w:val="bullet"/>
+      <w:lvlText w:val=""/>
+      <w:lvlJc w:val="left"/>
+      <w:pPr>
+        <w:tabs>
+          <w:tab w:val="left" w:pos="5040"/>
+        </w:tabs>
+        <w:ind w:left="5040" w:hanging="360"/>
+      </w:pPr>
+      <w:rPr>
+        <w:rFonts w:hint="default" w:ascii="Wingdings" w:hAnsi="Wingdings" w:cs="Wingdings"/>
+        <w:sz w:val="20"/>
+      </w:rPr>
+    </w:lvl>
+    <w:lvl w:ilvl="7" w:tentative="0">
+      <w:start w:val="1"/>
+      <w:numFmt w:val="bullet"/>
+      <w:lvlText w:val=""/>
+      <w:lvlJc w:val="left"/>
+      <w:pPr>
+        <w:tabs>
+          <w:tab w:val="left" w:pos="5760"/>
+        </w:tabs>
+        <w:ind w:left="5760" w:hanging="360"/>
+      </w:pPr>
+      <w:rPr>
+        <w:rFonts w:hint="default" w:ascii="Wingdings" w:hAnsi="Wingdings" w:cs="Wingdings"/>
+        <w:sz w:val="20"/>
+      </w:rPr>
+    </w:lvl>
+    <w:lvl w:ilvl="8" w:tentative="0">
+      <w:start w:val="1"/>
+      <w:numFmt w:val="bullet"/>
+      <w:lvlText w:val=""/>
+      <w:lvlJc w:val="left"/>
+      <w:pPr>
+        <w:tabs>
+          <w:tab w:val="left" w:pos="6480"/>
+        </w:tabs>
+        <w:ind w:left="6480" w:hanging="360"/>
+      </w:pPr>
+      <w:rPr>
+        <w:rFonts w:hint="default" w:ascii="Wingdings" w:hAnsi="Wingdings" w:cs="Wingdings"/>
+        <w:sz w:val="20"/>
+      </w:rPr>
+    </w:lvl>
+  </w:abstractNum>
+  <w:abstractNum w:abstractNumId="4">
     <w:nsid w:val="2373E777"/>
     <w:multiLevelType w:val="singleLevel"/>
     <w:tmpl w:val="2373E777"/>
@@ -3722,36 +4090,19 @@
       </w:rPr>
     </w:lvl>
   </w:abstractNum>
-  <w:abstractNum w:abstractNumId="3">
-    <w:nsid w:val="6F36C32F"/>
-    <w:multiLevelType w:val="singleLevel"/>
-    <w:tmpl w:val="6F36C32F"/>
-    <w:lvl w:ilvl="0" w:tentative="0">
-      <w:start w:val="1"/>
-      <w:numFmt w:val="bullet"/>
-      <w:lvlText w:val=""/>
-      <w:lvlJc w:val="left"/>
-      <w:pPr>
-        <w:tabs>
-          <w:tab w:val="left" w:pos="420"/>
-        </w:tabs>
-        <w:ind w:left="420" w:leftChars="0" w:hanging="420" w:firstLineChars="0"/>
-      </w:pPr>
-      <w:rPr>
-        <w:rFonts w:hint="default" w:ascii="Wingdings" w:hAnsi="Wingdings"/>
-      </w:rPr>
-    </w:lvl>
-  </w:abstractNum>
   <w:num w:numId="1">
-    <w:abstractNumId w:val="2"/>
+    <w:abstractNumId w:val="4"/>
   </w:num>
   <w:num w:numId="2">
     <w:abstractNumId w:val="1"/>
   </w:num>
   <w:num w:numId="3">
+    <w:abstractNumId w:val="2"/>
+  </w:num>
+  <w:num w:numId="4">
     <w:abstractNumId w:val="3"/>
   </w:num>
-  <w:num w:numId="4">
+  <w:num w:numId="5">
     <w:abstractNumId w:val="0"/>
   </w:num>
 </w:numbering>
@@ -3860,7 +4211,7 @@
     <w:lsdException w:unhideWhenUsed="0" w:uiPriority="0" w:semiHidden="0" w:name="Document Map"/>
     <w:lsdException w:unhideWhenUsed="0" w:uiPriority="0" w:semiHidden="0" w:name="Plain Text"/>
     <w:lsdException w:unhideWhenUsed="0" w:uiPriority="0" w:semiHidden="0" w:name="E-mail Signature"/>
-    <w:lsdException w:unhideWhenUsed="0" w:uiPriority="0" w:semiHidden="0" w:name="Normal (Web)"/>
+    <w:lsdException w:qFormat="1" w:unhideWhenUsed="0" w:uiPriority="0" w:semiHidden="0" w:name="Normal (Web)"/>
     <w:lsdException w:unhideWhenUsed="0" w:uiPriority="0" w:semiHidden="0" w:name="HTML Acronym"/>
     <w:lsdException w:unhideWhenUsed="0" w:uiPriority="0" w:semiHidden="0" w:name="HTML Address"/>
     <w:lsdException w:unhideWhenUsed="0" w:uiPriority="0" w:semiHidden="0" w:name="HTML Cite"/>
@@ -4048,6 +4399,7 @@
   <w:style w:type="paragraph" w:styleId="4">
     <w:name w:val="Normal (Web)"/>
     <w:basedOn w:val="1"/>
+    <w:qFormat/>
     <w:uiPriority w:val="0"/>
     <w:rPr>
       <w:sz w:val="24"/>
